--- a/methodology_v13.docx
+++ b/methodology_v13.docx
@@ -1502,7 +1502,7 @@
                 <w:sz w:val="22"/>
                 <w:szCs w:val="22"/>
               </w:rPr>
-              <w:t xml:space="preserve">При delta_W[0]=+1, ADD_diff_e2 принимает ровно 8 значений, все с low8 = 0x81 = 2^7+2^0.</w:t>
+              <w:t>При delta_W[0]=+1, ADD_diff_e2 принимает ровно 8 значений, все с low8 = 0x81 = 2^7+2^0. ⚠️ Знак: ADD_diff := e₂(M')−e₂(M) (перевёрнутый минус оригинал); при обратном знаке low8 = 0x7f.</w:t>
             </w:r>
           </w:p>
         </w:tc>
@@ -5651,7 +5651,7 @@
                 <w:sz w:val="20"/>
                 <w:szCs w:val="20"/>
               </w:rPr>
-              <w:t xml:space="preserve">0x58a7e29a</w:t>
+              <w:t>0x98c7e2a2 ⚠️ исправлено: было 0x58a7e29a (ошибка)</w:t>
             </w:r>
           </w:p>
         </w:tc>
